--- a/Word_Edge_Case_15.docx
+++ b/Word_Edge_Case_15.docx
@@ -14,7 +14,7 @@
       <w:r>
         <w:drawing>
           <wp:inline xmlns:a="http://schemas.openxmlformats.org/drawingml/2006/main" xmlns:pic="http://schemas.openxmlformats.org/drawingml/2006/picture">
-            <wp:extent cx="12395200" cy="17170400"/>
+            <wp:extent cx="4320000" cy="5984262"/>
             <wp:docPr id="1" name="Picture 1"/>
             <wp:cNvGraphicFramePr>
               <a:graphicFrameLocks noChangeAspect="1"/>
@@ -35,7 +35,7 @@
                   <pic:spPr>
                     <a:xfrm>
                       <a:off x="0" y="0"/>
-                      <a:ext cx="12395200" cy="17170400"/>
+                      <a:ext cx="4320000" cy="5984262"/>
                     </a:xfrm>
                     <a:prstGeom prst="rect"/>
                   </pic:spPr>

--- a/Word_Edge_Case_15.docx
+++ b/Word_Edge_Case_15.docx
@@ -7,14 +7,24 @@
         <w:pStyle w:val="Heading1"/>
       </w:pPr>
       <w:r>
-        <w:t>Edge Case Passport Document - 15</w:t>
+        <w:t>Application Form - 9467</w:t>
+      </w:r>
+    </w:p>
+    <w:p>
+      <w:r>
+        <w:t>Verify the extracted fields from the image below against the database.</w:t>
+      </w:r>
+    </w:p>
+    <w:p>
+      <w:r>
+        <w:t>--- DOCUMENT SCAN BEGINS ---</w:t>
       </w:r>
     </w:p>
     <w:p>
       <w:r>
         <w:drawing>
           <wp:inline xmlns:a="http://schemas.openxmlformats.org/drawingml/2006/main" xmlns:pic="http://schemas.openxmlformats.org/drawingml/2006/picture">
-            <wp:extent cx="4320000" cy="5984262"/>
+            <wp:extent cx="3803156" cy="2745474"/>
             <wp:docPr id="1" name="Picture 1"/>
             <wp:cNvGraphicFramePr>
               <a:graphicFrameLocks noChangeAspect="1"/>
@@ -23,7 +33,7 @@
               <a:graphicData uri="http://schemas.openxmlformats.org/drawingml/2006/picture">
                 <pic:pic>
                   <pic:nvPicPr>
-                    <pic:cNvPr id="0" name="passport_upside_down.jpg"/>
+                    <pic:cNvPr id="0" name="passport_rotated_90.jpg"/>
                     <pic:cNvPicPr/>
                   </pic:nvPicPr>
                   <pic:blipFill>
@@ -35,7 +45,7 @@
                   <pic:spPr>
                     <a:xfrm>
                       <a:off x="0" y="0"/>
-                      <a:ext cx="4320000" cy="5984262"/>
+                      <a:ext cx="3803156" cy="2745474"/>
                     </a:xfrm>
                     <a:prstGeom prst="rect"/>
                   </pic:spPr>
@@ -44,6 +54,16 @@
             </a:graphic>
           </wp:inline>
         </w:drawing>
+      </w:r>
+    </w:p>
+    <w:p>
+      <w:r>
+        <w:t>--- DOCUMENT SCAN ENDS ---</w:t>
+      </w:r>
+    </w:p>
+    <w:p>
+      <w:r>
+        <w:t>Please ensure all data points are extracted properly by the OCR engine.</w:t>
       </w:r>
     </w:p>
     <w:sectPr>

--- a/Word_Edge_Case_15.docx
+++ b/Word_Edge_Case_15.docx
@@ -7,24 +7,87 @@
         <w:pStyle w:val="Heading1"/>
       </w:pPr>
       <w:r>
-        <w:t>Application Form - 9467</w:t>
+        <w:t>Application Form - 5451</w:t>
       </w:r>
     </w:p>
     <w:p>
       <w:r>
-        <w:t>Verify the extracted fields from the image below against the database.</w:t>
+        <w:t>Effect: pixelated</w:t>
       </w:r>
     </w:p>
+    <w:p>
+      <w:r>
+        <w:t>Please find the attached identification document for the applicant.</w:t>
+      </w:r>
+    </w:p>
+    <w:tbl>
+      <w:tblPr>
+        <w:tblW w:type="auto" w:w="0"/>
+        <w:tblLook w:firstColumn="1" w:firstRow="1" w:lastColumn="0" w:lastRow="0" w:noHBand="0" w:noVBand="1" w:val="04A0"/>
+      </w:tblPr>
+      <w:tblGrid>
+        <w:gridCol w:w="4320"/>
+        <w:gridCol w:w="4320"/>
+      </w:tblGrid>
+      <w:tr>
+        <w:tc>
+          <w:tcPr>
+            <w:tcW w:type="dxa" w:w="4320"/>
+          </w:tcPr>
+          <w:p>
+            <w:r>
+              <w:t>Client ID</w:t>
+            </w:r>
+          </w:p>
+        </w:tc>
+        <w:tc>
+          <w:tcPr>
+            <w:tcW w:type="dxa" w:w="4320"/>
+          </w:tcPr>
+          <w:p>
+            <w:r>
+              <w:t>723407</w:t>
+            </w:r>
+          </w:p>
+        </w:tc>
+      </w:tr>
+      <w:tr>
+        <w:tc>
+          <w:tcPr>
+            <w:tcW w:type="dxa" w:w="4320"/>
+          </w:tcPr>
+          <w:p>
+            <w:r>
+              <w:t>Validation Status</w:t>
+            </w:r>
+          </w:p>
+        </w:tc>
+        <w:tc>
+          <w:tcPr>
+            <w:tcW w:type="dxa" w:w="4320"/>
+          </w:tcPr>
+          <w:p>
+            <w:r>
+              <w:t>Pending</w:t>
+            </w:r>
+          </w:p>
+        </w:tc>
+      </w:tr>
+    </w:tbl>
+    <w:p/>
     <w:p>
       <w:r>
         <w:t>--- DOCUMENT SCAN BEGINS ---</w:t>
       </w:r>
     </w:p>
     <w:p>
+      <w:pPr>
+        <w:jc w:val="right"/>
+      </w:pPr>
       <w:r>
         <w:drawing>
           <wp:inline xmlns:a="http://schemas.openxmlformats.org/drawingml/2006/main" xmlns:pic="http://schemas.openxmlformats.org/drawingml/2006/picture">
-            <wp:extent cx="3803156" cy="2745474"/>
+            <wp:extent cx="2944339" cy="2691112"/>
             <wp:docPr id="1" name="Picture 1"/>
             <wp:cNvGraphicFramePr>
               <a:graphicFrameLocks noChangeAspect="1"/>
@@ -33,7 +96,7 @@
               <a:graphicData uri="http://schemas.openxmlformats.org/drawingml/2006/picture">
                 <pic:pic>
                   <pic:nvPicPr>
-                    <pic:cNvPr id="0" name="passport_rotated_90.jpg"/>
+                    <pic:cNvPr id="0" name="image.jpg"/>
                     <pic:cNvPicPr/>
                   </pic:nvPicPr>
                   <pic:blipFill>
@@ -45,7 +108,7 @@
                   <pic:spPr>
                     <a:xfrm>
                       <a:off x="0" y="0"/>
-                      <a:ext cx="3803156" cy="2745474"/>
+                      <a:ext cx="2944339" cy="2691112"/>
                     </a:xfrm>
                     <a:prstGeom prst="rect"/>
                   </pic:spPr>

--- a/Word_Edge_Case_15.docx
+++ b/Word_Edge_Case_15.docx
@@ -7,7 +7,7 @@
         <w:pStyle w:val="Heading1"/>
       </w:pPr>
       <w:r>
-        <w:t>Application Form - 1608</w:t>
+        <w:t>Application Form - 2709</w:t>
       </w:r>
     </w:p>
     <w:p>
@@ -17,7 +17,112 @@
     </w:p>
     <w:p>
       <w:r>
-        <w:t>Confidential document. Do not share without authorized permission.</w:t>
+        <w:t>Pixel model accuracy pixel scan layer image. Data output report pixel accuracy process validation matrix scan matrix. Validation pixel document layer data system layer feature network scan matrix accuracy. Model accuracy resolution data resolution data image.</w:t>
+      </w:r>
+    </w:p>
+    <w:p>
+      <w:r>
+        <w:t>Data resolution process model process layer matrix validation feature resolution resolution. Document scan analysis scan scan validation system image matrix process resolution matrix. Matrix matrix pixel pixel feature report image model. Layer matrix output process system layer data pixel accuracy system.</w:t>
+      </w:r>
+    </w:p>
+    <w:p>
+      <w:r>
+        <w:t>Pixel data scan accuracy resolution system report scan output output layer process. Pixel document image pixel layer layer layer. Data document data image output image network document model report document system. Data analysis layer image image analysis feature output system matrix image. Network report data image validation feature output document validation. Pixel layer image document network accuracy matrix data document output accuracy.</w:t>
+      </w:r>
+    </w:p>
+    <w:p>
+      <w:r>
+        <w:t>Resolution validation image scan feature analysis scan analysis validation. System process feature process matrix validation image validation feature feature model. Output output document matrix scan layer document. Validation feature resolution network scan feature validation report network data. System layer network accuracy scan pixel output model.</w:t>
+      </w:r>
+    </w:p>
+    <w:p>
+      <w:r>
+        <w:t>Validation analysis scan data resolution image data. Output pixel validation report model image layer. Accuracy accuracy feature output validation model scan. Network model document system network process image pixel process data. Validation document document scan data layer model report.</w:t>
+      </w:r>
+    </w:p>
+    <w:p>
+      <w:r>
+        <w:t>Matrix resolution network network image pixel process system. Image system document model accuracy pixel data process image scan pixel. Network document pixel system matrix model analysis matrix system document document. Data network matrix scan network report feature data resolution. Layer resolution layer resolution layer layer matrix output matrix validation data accuracy. Report system accuracy process document feature network data.</w:t>
+      </w:r>
+    </w:p>
+    <w:p>
+      <w:r>
+        <w:t>Model output data model data process scan. System output accuracy process validation accuracy process pixel report layer. System document resolution scan pixel scan pixel process data data analysis accuracy. Report image layer analysis feature pixel model. Analysis system document feature output network report pixel resolution document. Process resolution process layer network analysis layer matrix matrix pixel.</w:t>
+      </w:r>
+    </w:p>
+    <w:p>
+      <w:r>
+        <w:t>Accuracy system matrix analysis layer validation process matrix model analysis model network. Model feature system model image accuracy accuracy output document network pixel. Data resolution validation network system document document matrix. Document resolution image matrix report resolution feature. Matrix resolution layer system resolution layer layer output scan layer matrix image.</w:t>
+      </w:r>
+    </w:p>
+    <w:p>
+      <w:r>
+        <w:t>Accuracy analysis output network accuracy data accuracy system matrix resolution analysis scan. Image validation scan output model document image network document scan model model. Analysis scan image model model document system process model scan.</w:t>
+      </w:r>
+    </w:p>
+    <w:p>
+      <w:r>
+        <w:t>Image image analysis model document process pixel accuracy resolution layer pixel. Accuracy layer system accuracy pixel feature scan report. Resolution image data document validation analysis feature. Validation system process resolution process layer report matrix layer. Feature matrix feature network validation resolution report feature resolution. Data network resolution pixel validation accuracy scan scan image analysis layer resolution.</w:t>
+      </w:r>
+    </w:p>
+    <w:p>
+      <w:r>
+        <w:t>Document scan matrix matrix matrix pixel resolution validation pixel image. Network layer report document feature network document analysis accuracy layer validation. Image process image system model output analysis validation data system process system.</w:t>
+      </w:r>
+    </w:p>
+    <w:p>
+      <w:r>
+        <w:t>Scan report layer network model process layer validation pixel. Layer resolution system pixel network feature model process image network output data. Report system document document output output network layer model accuracy system scan. Resolution pixel pixel document scan resolution report feature pixel. Feature network layer model model data image matrix model validation.</w:t>
+      </w:r>
+    </w:p>
+    <w:p>
+      <w:r>
+        <w:t>Feature image model resolution accuracy scan output model model system matrix pixel. Validation data output matrix process validation data validation accuracy pixel network layer. Pixel report report image feature analysis image.</w:t>
+      </w:r>
+    </w:p>
+    <w:p>
+      <w:r>
+        <w:t>Document output report pixel data validation analysis. Layer model resolution system accuracy scan process image feature image. Feature matrix report report image layer feature output image report process. Data matrix report matrix feature network network report output network document feature.</w:t>
+      </w:r>
+    </w:p>
+    <w:p>
+      <w:r>
+        <w:t>Accuracy system pixel matrix scan validation network image scan feature model. Model document system report data system pixel image accuracy. Matrix model analysis image network matrix feature pixel. Accuracy system model resolution pixel pixel scan analysis layer analysis feature scan. Output resolution document accuracy analysis feature document.</w:t>
+      </w:r>
+    </w:p>
+    <w:p>
+      <w:r>
+        <w:t>Document layer feature analysis pixel analysis scan. Resolution data system report pixel pixel validation validation network. Network process matrix data data pixel data model image. Report resolution resolution document resolution network feature feature resolution validation.</w:t>
+      </w:r>
+    </w:p>
+    <w:p>
+      <w:r>
+        <w:t>Network resolution accuracy model output pixel system pixel report layer. System output data document data analysis model document. Layer layer scan layer network network process validation. Scan accuracy network resolution resolution process analysis process output. Resolution model resolution validation analysis accuracy pixel image scan data analysis. Image network model matrix pixel scan validation layer document network process.</w:t>
+      </w:r>
+    </w:p>
+    <w:p>
+      <w:r>
+        <w:t>Report model layer report data output accuracy network pixel. Validation analysis pixel network document document document feature resolution model. Scan output analysis analysis report pixel image feature model.</w:t>
+      </w:r>
+    </w:p>
+    <w:p>
+      <w:r>
+        <w:t>Process data system matrix resolution resolution resolution model. Scan image feature layer accuracy accuracy feature feature document. Scan analysis resolution resolution accuracy image scan system accuracy data analysis scan. Analysis network matrix data image accuracy feature matrix document. Analysis data network model layer model layer feature document scan. Network image layer model data system matrix document system system.</w:t>
+      </w:r>
+    </w:p>
+    <w:p>
+      <w:r>
+        <w:t>Resolution model network accuracy layer report analysis feature pixel process output analysis. Report process resolution model matrix process process layer process network document data. Matrix data accuracy network accuracy document validation feature image.</w:t>
+      </w:r>
+    </w:p>
+    <w:p>
+      <w:r>
+        <w:t>Scan feature process system network accuracy accuracy scan. Accuracy scan model feature image layer validation. Image scan document document accuracy resolution pixel image image layer model process.</w:t>
+      </w:r>
+    </w:p>
+    <w:p>
+      <w:r>
+        <w:t>Analysis analysis image network report pixel image validation network image system feature. Image data process validation scan scan accuracy. Image report model resolution validation process output report. Pixel scan feature resolution report analysis image output report output feature. Analysis network image scan matrix output network layer data. Process analysis validation matrix resolution system resolution network data pixel.</w:t>
       </w:r>
     </w:p>
     <w:p>
@@ -32,7 +137,7 @@
       <w:r>
         <w:drawing>
           <wp:inline xmlns:a="http://schemas.openxmlformats.org/drawingml/2006/main" xmlns:pic="http://schemas.openxmlformats.org/drawingml/2006/picture">
-            <wp:extent cx="3607586" cy="2775614"/>
+            <wp:extent cx="3044550" cy="2342424"/>
             <wp:docPr id="1" name="Picture 1"/>
             <wp:cNvGraphicFramePr>
               <a:graphicFrameLocks noChangeAspect="1"/>
@@ -53,7 +158,7 @@
                   <pic:spPr>
                     <a:xfrm>
                       <a:off x="0" y="0"/>
-                      <a:ext cx="3607586" cy="2775614"/>
+                      <a:ext cx="3044550" cy="2342424"/>
                     </a:xfrm>
                     <a:prstGeom prst="rect"/>
                   </pic:spPr>
@@ -71,7 +176,32 @@
     </w:p>
     <w:p>
       <w:r>
-        <w:t>Please ensure all data points are extracted properly by the OCR engine.</w:t>
+        <w:t>Report feature layer data validation output accuracy analysis image. Report output report model model resolution matrix feature image. Image report document system pixel accuracy accuracy output matrix matrix resolution. Matrix image report document system data feature pixel model process analysis.</w:t>
+      </w:r>
+    </w:p>
+    <w:p>
+      <w:r>
+        <w:t>Network feature data data system data feature feature scan. Matrix network resolution accuracy model system analysis scan model pixel resolution data. Layer scan scan matrix process pixel layer report.</w:t>
+      </w:r>
+    </w:p>
+    <w:p>
+      <w:r>
+        <w:t>Document scan validation pixel system system feature. System pixel accuracy scan process layer image output data report. Feature feature report feature scan resolution model. Model process report output matrix resolution system. Model system report matrix resolution process layer layer output validation network analysis.</w:t>
+      </w:r>
+    </w:p>
+    <w:p>
+      <w:r>
+        <w:t>Image analysis accuracy scan accuracy matrix analysis output image image report. Layer pixel report pixel resolution system output process document report image pixel. Accuracy matrix analysis layer process system output.</w:t>
+      </w:r>
+    </w:p>
+    <w:p>
+      <w:r>
+        <w:t>Validation model document process data accuracy feature image pixel. Analysis network output image data resolution system. Report system scan analysis scan scan feature output document document pixel. Report model network model process report network system layer. Validation scan image data feature process process validation process image scan network.</w:t>
+      </w:r>
+    </w:p>
+    <w:p>
+      <w:r>
+        <w:t>Matrix document network model matrix validation process. Pixel resolution process report network layer scan validation model layer layer network. Document network image process accuracy network output scan feature report.</w:t>
       </w:r>
     </w:p>
     <w:sectPr>
